--- a/13_Concepts_Lab/Concepts_Lab_Index.docx
+++ b/13_Concepts_Lab/Concepts_Lab_Index.docx
@@ -68,9 +68,9 @@
           <w:rFonts w:ascii="Georgia" w:hAnsi="Georgia"/>
           <w:b/>
           <w:color w:val="2B2D42"/>
-          <w:sz w:val="88"/>
+          <w:sz w:val="68"/>
         </w:rPr>
-        <w:t>[Logo: Hackles]</w:t>
+        <w:t>Cybersecurity Concepts Lab for Teachers</w:t>
       </w:r>
     </w:p>
     <w:p>
@@ -85,7 +85,7 @@
           <w:color w:val="2F6F73"/>
           <w:sz w:val="32"/>
         </w:rPr>
-        <w:t>Concepts Lab</w:t>
+        <w:t>Trust your hackles. Pause · Check · Tell.</w:t>
       </w:r>
     </w:p>
     <w:p>
@@ -628,7 +628,7 @@
           <w:color w:val="2B2D42"/>
           <w:sz w:val="21"/>
         </w:rPr>
-        <w:t>A free kit by Competence Collective · competencecollective.org · quillsup.org</w:t>
+        <w:t>Hackles · a free kit · quillsup.org</w:t>
       </w:r>
     </w:p>
     <w:p>
@@ -702,7 +702,7 @@
           <w:b/>
           <w:sz w:val="22"/>
         </w:rPr>
-        <w:t>Hackles · Cybersecurity Concepts Lab for Teachers</w:t>
+        <w:t>Index, Standards Map and Teacher Orientation</w:t>
       </w:r>
     </w:p>
     <w:p>
@@ -714,7 +714,7 @@
           <w:b/>
           <w:sz w:val="22"/>
         </w:rPr>
-        <w:t>About Hackles and Competence Collective</w:t>
+        <w:t>About Hackles</w:t>
       </w:r>
     </w:p>
     <w:p>
@@ -880,34 +880,6 @@
     </w:p>
     <w:p>
       <w:pPr>
-        <w:keepNext/>
-        <w:spacing w:before="360" w:after="40"/>
-      </w:pPr>
-      <w:r>
-        <w:rPr>
-          <w:rFonts w:ascii="Calibri" w:hAnsi="Calibri"/>
-          <w:b/>
-          <w:color w:val="A8400A"/>
-          <w:sz w:val="18"/>
-        </w:rPr>
-        <w:t>SECTION 1</w:t>
-      </w:r>
-    </w:p>
-    <w:p>
-      <w:pPr>
-        <w:pStyle w:val="Heading1"/>
-        <w:pBdr>
-          <w:bottom w:val="double" w:sz="6" w:space="4" w:color="2B2D42"/>
-        </w:pBdr>
-        <w:spacing w:before="0"/>
-      </w:pPr>
-      <w:r>
-        <w:rPr/>
-        <w:t>Hackles · Cybersecurity Concepts Lab for Teachers</w:t>
-      </w:r>
-    </w:p>
-    <w:p>
-      <w:pPr>
         <w:pStyle w:val="Heading2"/>
         <w:pBdr>
           <w:top w:val="single" w:sz="18" w:space="6" w:color="FF8A3D"/>
@@ -934,7 +906,7 @@
     <w:p>
       <w:r>
         <w:rPr/>
-        <w:t>A free kit by Competence Collective · competencecollective.org · quillsup.org</w:t>
+        <w:t>Hackles · a free kit · quillsup.org</w:t>
       </w:r>
     </w:p>
     <w:p>
@@ -996,7 +968,7 @@
           <w:color w:val="A8400A"/>
           <w:sz w:val="18"/>
         </w:rPr>
-        <w:t>SECTION 2</w:t>
+        <w:t>SECTION 1</w:t>
       </w:r>
     </w:p>
     <w:p>
@@ -1009,13 +981,13 @@
       </w:pPr>
       <w:r>
         <w:rPr/>
-        <w:t>About Hackles and Competence Collective</w:t>
+        <w:t>About Hackles</w:t>
       </w:r>
     </w:p>
     <w:p>
       <w:r>
         <w:rPr/>
-        <w:t>Hackles is a free classroom kit made by Competence Collective. It is free because every child deserves to learn how to handle tricky moments online, and because teachers should not have to buy a program to do it. Competence Collective builds hands-on, practice-first learning for cybersecurity skills.</w:t>
+        <w:t>Hackles is a free classroom kit for ages 5 to 18, made by a small group of educators and security practitioners. It is free because every child deserves to learn how to handle tricky moments online, and because teachers should not have to buy a program to do it. There are no accounts and no student data, ever. The whole kit is at quillsup.org.</w:t>
       </w:r>
     </w:p>
     <w:p>
@@ -1043,7 +1015,7 @@
     <w:p>
       <w:r>
         <w:rPr/>
-        <w:t>Where it leads: Hackles is the first step on a learning path that continues with free resources such as picoCTF and CYBER.ORG, and for college and professional learners tools like Competence Collective's Red Herrings (redherrings.app) and Hotwash (hotwa.sh). (This note is for adults only; it does not appear in any student page.)</w:t>
+        <w:t>Where it leads: Hackles is the first step on a learning path that continues with free resources such as picoCTF and CYBER.ORG. (This note is for adults only; it does not appear in any student page.)</w:t>
       </w:r>
     </w:p>
     <w:p>
@@ -1071,7 +1043,7 @@
           <w:color w:val="A8400A"/>
           <w:sz w:val="18"/>
         </w:rPr>
-        <w:t>SECTION 3</w:t>
+        <w:t>SECTION 2</w:t>
       </w:r>
     </w:p>
     <w:p>
@@ -1211,7 +1183,7 @@
           <w:color w:val="A8400A"/>
           <w:sz w:val="18"/>
         </w:rPr>
-        <w:t>SECTION 4</w:t>
+        <w:t>SECTION 3</w:t>
       </w:r>
     </w:p>
     <w:p>
@@ -1488,7 +1460,7 @@
           <w:color w:val="A8400A"/>
           <w:sz w:val="18"/>
         </w:rPr>
-        <w:t>SECTION 5</w:t>
+        <w:t>SECTION 4</w:t>
       </w:r>
     </w:p>
     <w:p>
@@ -2101,7 +2073,7 @@
           <w:color w:val="A8400A"/>
           <w:sz w:val="18"/>
         </w:rPr>
-        <w:t>SECTION 6</w:t>
+        <w:t>SECTION 5</w:t>
       </w:r>
     </w:p>
     <w:p>
@@ -5096,7 +5068,7 @@
           <w:color w:val="A8400A"/>
           <w:sz w:val="18"/>
         </w:rPr>
-        <w:t>SECTION 7</w:t>
+        <w:t>SECTION 6</w:t>
       </w:r>
     </w:p>
     <w:p>
@@ -6826,7 +6798,7 @@
           <w:color w:val="A8400A"/>
           <w:sz w:val="18"/>
         </w:rPr>
-        <w:t>SECTION 8</w:t>
+        <w:t>SECTION 7</w:t>
       </w:r>
     </w:p>
     <w:p>
@@ -8758,7 +8730,7 @@
           <w:color w:val="A8400A"/>
           <w:sz w:val="18"/>
         </w:rPr>
-        <w:t>SECTION 9</w:t>
+        <w:t>SECTION 8</w:t>
       </w:r>
     </w:p>
     <w:p>
@@ -8963,7 +8935,7 @@
           <w:color w:val="A8400A"/>
           <w:sz w:val="18"/>
         </w:rPr>
-        <w:t>SECTION 10</w:t>
+        <w:t>SECTION 9</w:t>
       </w:r>
     </w:p>
     <w:p>
@@ -10155,7 +10127,7 @@
           <w:color w:val="A8400A"/>
           <w:sz w:val="18"/>
         </w:rPr>
-        <w:t>SECTION 11</w:t>
+        <w:t>SECTION 10</w:t>
       </w:r>
     </w:p>
     <w:p>
@@ -12543,7 +12515,7 @@
           <w:color w:val="A8400A"/>
           <w:sz w:val="18"/>
         </w:rPr>
-        <w:t>SECTION 12</w:t>
+        <w:t>SECTION 11</w:t>
       </w:r>
     </w:p>
     <w:p>
@@ -12963,7 +12935,7 @@
           <w:color w:val="A8400A"/>
           <w:sz w:val="18"/>
         </w:rPr>
-        <w:t>SECTION 13</w:t>
+        <w:t>SECTION 12</w:t>
       </w:r>
     </w:p>
     <w:p>
@@ -13360,7 +13332,7 @@
           <w:color w:val="A8400A"/>
           <w:sz w:val="18"/>
         </w:rPr>
-        <w:t>SECTION 14</w:t>
+        <w:t>SECTION 13</w:t>
       </w:r>
     </w:p>
     <w:p>
@@ -13631,7 +13603,7 @@
         <w:color w:val="5A5C70"/>
         <w:sz w:val="14"/>
       </w:rPr>
-      <w:t>Hackles · © 2026 Competence Collective · competencecollective.org · Text CC BY-NC 4.0 · Name, logos and art: all rights reserved</w:t>
+      <w:t>Hackles · quillsup.org · © 2026 Competence Collective · Text CC BY-NC 4.0 · Name, logos and art: all rights reserved</w:t>
     </w:r>
     <w:r>
       <w:tab/>
@@ -13711,7 +13683,7 @@
         <w:color w:val="2F6F73"/>
         <w:sz w:val="15"/>
       </w:rPr>
-      <w:t>[LOGO: HACKLES]</w:t>
+      <w:t>CYBERSECURITY CONCEPTS LAB FOR TEACHERS</w:t>
     </w:r>
     <w:r>
       <w:rPr>
